--- a/docs/request_welfare_meals.docx
+++ b/docs/request_welfare_meals.docx
@@ -273,25 +273,7 @@
                 <w:b/>
                 <w:bCs/>
               </w:rPr>
-              <w:t xml:space="preserve">Internal </w:t>
-            </w:r>
-            <w:proofErr w:type="gramStart"/>
-            <w:r>
-              <w:rPr>
-                <w:rFonts w:ascii="Arial Narrow" w:eastAsia="Times New Roman" w:hAnsi="Arial Narrow" w:cs="Arial"/>
-                <w:b/>
-                <w:bCs/>
-              </w:rPr>
-              <w:t>N.º</w:t>
-            </w:r>
-            <w:proofErr w:type="gramEnd"/>
-            <w:r>
-              <w:rPr>
-                <w:rFonts w:ascii="Arial Narrow" w:eastAsia="Times New Roman" w:hAnsi="Arial Narrow" w:cs="Arial"/>
-                <w:b/>
-                <w:bCs/>
-              </w:rPr>
-              <w:t xml:space="preserve"> REQ:</w:t>
+              <w:t>Internal N.º REQ:</w:t>
             </w:r>
           </w:p>
         </w:tc>
@@ -475,25 +457,7 @@
                 <w:b/>
                 <w:bCs/>
               </w:rPr>
-              <w:t xml:space="preserve">FinCell / </w:t>
-            </w:r>
-            <w:proofErr w:type="gramStart"/>
-            <w:r>
-              <w:rPr>
-                <w:rFonts w:ascii="Arial Narrow" w:eastAsia="Times New Roman" w:hAnsi="Arial Narrow" w:cs="Arial"/>
-                <w:b/>
-                <w:bCs/>
-              </w:rPr>
-              <w:t>N.º</w:t>
-            </w:r>
-            <w:proofErr w:type="gramEnd"/>
-            <w:r>
-              <w:rPr>
-                <w:rFonts w:ascii="Arial Narrow" w:eastAsia="Times New Roman" w:hAnsi="Arial Narrow" w:cs="Arial"/>
-                <w:b/>
-                <w:bCs/>
-              </w:rPr>
-              <w:t xml:space="preserve"> REQ:</w:t>
+              <w:t>FinCell / N.º REQ:</w:t>
             </w:r>
           </w:p>
         </w:tc>
@@ -4324,6 +4288,12 @@
               <w:rPr>
                 <w:rFonts w:ascii="Arial" w:eastAsia="Times New Roman" w:hAnsi="Arial" w:cs="Arial"/>
               </w:rPr>
+              <w:t xml:space="preserve">TOTAL_REIMB </w:t>
+            </w:r>
+            <w:r>
+              <w:rPr>
+                <w:rFonts w:ascii="Arial" w:eastAsia="Times New Roman" w:hAnsi="Arial" w:cs="Arial"/>
+              </w:rPr>
               <w:t>XAF</w:t>
             </w:r>
           </w:p>
@@ -4429,6 +4399,18 @@
                 <w:rFonts w:ascii="Arial" w:eastAsia="Times New Roman" w:hAnsi="Arial" w:cs="Arial"/>
               </w:rPr>
             </w:pPr>
+            <w:r>
+              <w:rPr>
+                <w:rFonts w:ascii="Arial" w:eastAsia="Times New Roman" w:hAnsi="Arial" w:cs="Arial"/>
+              </w:rPr>
+              <w:t xml:space="preserve">                </w:t>
+            </w:r>
+            <w:r>
+              <w:rPr>
+                <w:rFonts w:ascii="Arial" w:eastAsia="Times New Roman" w:hAnsi="Arial" w:cs="Arial"/>
+              </w:rPr>
+              <w:t xml:space="preserve">    </w:t>
+            </w:r>
             <w:r>
               <w:rPr>
                 <w:rFonts w:ascii="Arial" w:eastAsia="Times New Roman" w:hAnsi="Arial" w:cs="Arial"/>

--- a/docs/request_welfare_meals.docx
+++ b/docs/request_welfare_meals.docx
@@ -71,7 +71,27 @@
                 <w:sz w:val="24"/>
                 <w:szCs w:val="24"/>
               </w:rPr>
-              <w:t>REQUEST FOR EUTM RCA</w:t>
+              <w:t>REQUEST FOR EU</w:t>
+            </w:r>
+            <w:r>
+              <w:rPr>
+                <w:rFonts w:ascii="Arial Narrow" w:eastAsia="Times New Roman" w:hAnsi="Arial Narrow" w:cs="Arial"/>
+                <w:b/>
+                <w:bCs/>
+                <w:sz w:val="24"/>
+                <w:szCs w:val="24"/>
+              </w:rPr>
+              <w:t>MAM</w:t>
+            </w:r>
+            <w:r>
+              <w:rPr>
+                <w:rFonts w:ascii="Arial Narrow" w:eastAsia="Times New Roman" w:hAnsi="Arial Narrow" w:cs="Arial"/>
+                <w:b/>
+                <w:bCs/>
+                <w:sz w:val="24"/>
+                <w:szCs w:val="24"/>
+              </w:rPr>
+              <w:t xml:space="preserve"> RCA</w:t>
             </w:r>
           </w:p>
         </w:tc>
@@ -273,7 +293,25 @@
                 <w:b/>
                 <w:bCs/>
               </w:rPr>
-              <w:t>Internal N.º REQ:</w:t>
+              <w:t xml:space="preserve">Internal </w:t>
+            </w:r>
+            <w:proofErr w:type="gramStart"/>
+            <w:r>
+              <w:rPr>
+                <w:rFonts w:ascii="Arial Narrow" w:eastAsia="Times New Roman" w:hAnsi="Arial Narrow" w:cs="Arial"/>
+                <w:b/>
+                <w:bCs/>
+              </w:rPr>
+              <w:t>N.º</w:t>
+            </w:r>
+            <w:proofErr w:type="gramEnd"/>
+            <w:r>
+              <w:rPr>
+                <w:rFonts w:ascii="Arial Narrow" w:eastAsia="Times New Roman" w:hAnsi="Arial Narrow" w:cs="Arial"/>
+                <w:b/>
+                <w:bCs/>
+              </w:rPr>
+              <w:t xml:space="preserve"> REQ:</w:t>
             </w:r>
           </w:p>
         </w:tc>
@@ -451,13 +489,41 @@
                 <w:bCs/>
               </w:rPr>
             </w:pPr>
-            <w:r>
-              <w:rPr>
-                <w:rFonts w:ascii="Arial Narrow" w:eastAsia="Times New Roman" w:hAnsi="Arial Narrow" w:cs="Arial"/>
-                <w:b/>
-                <w:bCs/>
-              </w:rPr>
-              <w:t>FinCell / N.º REQ:</w:t>
+            <w:proofErr w:type="spellStart"/>
+            <w:r>
+              <w:rPr>
+                <w:rFonts w:ascii="Arial Narrow" w:eastAsia="Times New Roman" w:hAnsi="Arial Narrow" w:cs="Arial"/>
+                <w:b/>
+                <w:bCs/>
+              </w:rPr>
+              <w:t>FinCell</w:t>
+            </w:r>
+            <w:proofErr w:type="spellEnd"/>
+            <w:r>
+              <w:rPr>
+                <w:rFonts w:ascii="Arial Narrow" w:eastAsia="Times New Roman" w:hAnsi="Arial Narrow" w:cs="Arial"/>
+                <w:b/>
+                <w:bCs/>
+              </w:rPr>
+              <w:t xml:space="preserve"> / </w:t>
+            </w:r>
+            <w:proofErr w:type="gramStart"/>
+            <w:r>
+              <w:rPr>
+                <w:rFonts w:ascii="Arial Narrow" w:eastAsia="Times New Roman" w:hAnsi="Arial Narrow" w:cs="Arial"/>
+                <w:b/>
+                <w:bCs/>
+              </w:rPr>
+              <w:t>N.º</w:t>
+            </w:r>
+            <w:proofErr w:type="gramEnd"/>
+            <w:r>
+              <w:rPr>
+                <w:rFonts w:ascii="Arial Narrow" w:eastAsia="Times New Roman" w:hAnsi="Arial Narrow" w:cs="Arial"/>
+                <w:b/>
+                <w:bCs/>
+              </w:rPr>
+              <w:t xml:space="preserve"> REQ:</w:t>
             </w:r>
           </w:p>
         </w:tc>
@@ -2124,7 +2190,25 @@
                 <w:b/>
                 <w:bCs/>
               </w:rPr>
-              <w:t>(5)  Head of Cell or SNR opinion</w:t>
+              <w:t>(5</w:t>
+            </w:r>
+            <w:proofErr w:type="gramStart"/>
+            <w:r>
+              <w:rPr>
+                <w:rFonts w:ascii="Arial Narrow" w:eastAsia="Times New Roman" w:hAnsi="Arial Narrow" w:cs="Arial"/>
+                <w:b/>
+                <w:bCs/>
+              </w:rPr>
+              <w:t>)  Head</w:t>
+            </w:r>
+            <w:proofErr w:type="gramEnd"/>
+            <w:r>
+              <w:rPr>
+                <w:rFonts w:ascii="Arial Narrow" w:eastAsia="Times New Roman" w:hAnsi="Arial Narrow" w:cs="Arial"/>
+                <w:b/>
+                <w:bCs/>
+              </w:rPr>
+              <w:t xml:space="preserve"> of Cell or SNR opinion</w:t>
             </w:r>
           </w:p>
         </w:tc>
